--- a/backend/tools/Journal/output/template_test/test_uitm.docx
+++ b/backend/tools/Journal/output/template_test/test_uitm.docx
@@ -243,6 +243,7 @@
           <w:rFonts w:ascii="Times New Roman" w:hAnsi="Times New Roman" w:eastAsia="Times New Roman" w:cs="Times New Roman"/>
           <w:sz w:val="24"/>
         </w:rPr>
+        <w:t>Vaswani, A. et al. (2017) "Attention is All You Need,".</w:t>
       </w:r>
     </w:p>
     <w:p>
@@ -255,6 +256,7 @@
           <w:rFonts w:ascii="Times New Roman" w:hAnsi="Times New Roman" w:eastAsia="Times New Roman" w:cs="Times New Roman"/>
           <w:sz w:val="24"/>
         </w:rPr>
+        <w:t>Devlin, J. et al. (2018) "BERT: Pre-training of Deep Bidirectional Transformers,".</w:t>
       </w:r>
     </w:p>
     <w:p>
@@ -267,6 +269,7 @@
           <w:rFonts w:ascii="Times New Roman" w:hAnsi="Times New Roman" w:eastAsia="Times New Roman" w:cs="Times New Roman"/>
           <w:sz w:val="24"/>
         </w:rPr>
+        <w:t>Brown, T. et al. (2020) "Language Models are Few-Shot Learners,".</w:t>
       </w:r>
     </w:p>
     <w:p>
@@ -279,6 +282,7 @@
           <w:rFonts w:ascii="Times New Roman" w:hAnsi="Times New Roman" w:eastAsia="Times New Roman" w:cs="Times New Roman"/>
           <w:sz w:val="24"/>
         </w:rPr>
+        <w:t>Mikolov, T. et al. (2013) "Distributed Representations of Words,".</w:t>
       </w:r>
     </w:p>
     <w:p>
@@ -291,6 +295,7 @@
           <w:rFonts w:ascii="Times New Roman" w:hAnsi="Times New Roman" w:eastAsia="Times New Roman" w:cs="Times New Roman"/>
           <w:sz w:val="24"/>
         </w:rPr>
+        <w:t>Hochreiter, S. et al. (1997) "Long Short-Term Memory,".</w:t>
       </w:r>
     </w:p>
     <w:sectPr>
